--- a/docs/output/Zain Hajahjah/سجن البرج/SRT-En/فرج سلامة/خارجي/DOCX/01_فرج سلامة-خارجي-نفق سجن البرج_SRT_En.docx
+++ b/docs/output/Zain Hajahjah/سجن البرج/SRT-En/فرج سلامة/خارجي/DOCX/01_فرج سلامة-خارجي-نفق سجن البرج_SRT_En.docx
@@ -4,12 +4,44 @@
   <w:body>
     <w:p>
       <w:r>
+        <w:t>1</w:t>
+      </w:r>
+    </w:p>
+    <w:p>
+      <w:r>
+        <w:t>00:00:15,833 --&gt; 00:00:19,583</w:t>
+      </w:r>
+    </w:p>
+    <w:p>
+      <w:r>
         <w:t>Of course, this was a mysterious secret for the prisoners</w:t>
+      </w:r>
+    </w:p>
+    <w:p/>
+    <w:p>
+      <w:r>
+        <w:t>2</w:t>
+      </w:r>
+    </w:p>
+    <w:p>
+      <w:r>
+        <w:t>00:00:19,583 --&gt; 00:00:22,208</w:t>
       </w:r>
     </w:p>
     <w:p>
       <w:r>
         <w:t>We felt something unnatural in the prison</w:t>
+      </w:r>
+    </w:p>
+    <w:p/>
+    <w:p>
+      <w:r>
+        <w:t>3</w:t>
+      </w:r>
+    </w:p>
+    <w:p>
+      <w:r>
+        <w:t>00:00:22,833 --&gt; 00:00:29,708</w:t>
       </w:r>
     </w:p>
     <w:p>
@@ -22,6 +54,17 @@
         <w:t>humidity level rose in a strange way</w:t>
       </w:r>
     </w:p>
+    <w:p/>
+    <w:p>
+      <w:r>
+        <w:t>4</w:t>
+      </w:r>
+    </w:p>
+    <w:p>
+      <w:r>
+        <w:t>00:00:29,750 --&gt; 00:00:35,666</w:t>
+      </w:r>
+    </w:p>
     <w:p>
       <w:r>
         <w:t>And in summer, the air became cold, and</w:t>
@@ -30,6 +73,17 @@
     <w:p>
       <w:r>
         <w:t>very cold air came from the tunnel</w:t>
+      </w:r>
+    </w:p>
+    <w:p/>
+    <w:p>
+      <w:r>
+        <w:t>5</w:t>
+      </w:r>
+    </w:p>
+    <w:p>
+      <w:r>
+        <w:t>00:00:35,666 --&gt; 00:00:39,708</w:t>
       </w:r>
     </w:p>
     <w:p>
@@ -42,9 +96,31 @@
         <w:t>a tunnel until the prison was bombed</w:t>
       </w:r>
     </w:p>
+    <w:p/>
+    <w:p>
+      <w:r>
+        <w:t>6</w:t>
+      </w:r>
+    </w:p>
+    <w:p>
+      <w:r>
+        <w:t>00:00:39,833 --&gt; 00:00:41,125</w:t>
+      </w:r>
+    </w:p>
     <w:p>
       <w:r>
         <w:t>There was shelling on the prison</w:t>
+      </w:r>
+    </w:p>
+    <w:p/>
+    <w:p>
+      <w:r>
+        <w:t>7</w:t>
+      </w:r>
+    </w:p>
+    <w:p>
+      <w:r>
+        <w:t>00:00:41,125 --&gt; 00:00:44,666</w:t>
       </w:r>
     </w:p>
     <w:p>
@@ -52,9 +128,31 @@
         <w:t>At that time, I had already been released, about a week earlier</w:t>
       </w:r>
     </w:p>
+    <w:p/>
+    <w:p>
+      <w:r>
+        <w:t>8</w:t>
+      </w:r>
+    </w:p>
+    <w:p>
+      <w:r>
+        <w:t>00:00:45,250 --&gt; 00:00:47,458</w:t>
+      </w:r>
+    </w:p>
     <w:p>
       <w:r>
         <w:t>Then Russian aircraft began bombing Bourj Prison</w:t>
+      </w:r>
+    </w:p>
+    <w:p/>
+    <w:p>
+      <w:r>
+        <w:t>9</w:t>
+      </w:r>
+    </w:p>
+    <w:p>
+      <w:r>
+        <w:t>00:00:48,125 --&gt; 00:00:53,833</w:t>
       </w:r>
     </w:p>
     <w:p>
@@ -67,9 +165,31 @@
         <w:t>considered them, down into the basement</w:t>
       </w:r>
     </w:p>
+    <w:p/>
+    <w:p>
+      <w:r>
+        <w:t>10</w:t>
+      </w:r>
+    </w:p>
+    <w:p>
+      <w:r>
+        <w:t>00:00:54,125 --&gt; 00:00:57,500</w:t>
+      </w:r>
+    </w:p>
     <w:p>
       <w:r>
         <w:t>And the so-called infidel prisoners stayed in the main prison</w:t>
+      </w:r>
+    </w:p>
+    <w:p/>
+    <w:p>
+      <w:r>
+        <w:t>11</w:t>
+      </w:r>
+    </w:p>
+    <w:p>
+      <w:r>
+        <w:t>00:00:57,500 --&gt; 00:01:00,916</w:t>
       </w:r>
     </w:p>
     <w:p>
@@ -82,6 +202,17 @@
         <w:t>they could die, they were already as good as dead</w:t>
       </w:r>
     </w:p>
+    <w:p/>
+    <w:p>
+      <w:r>
+        <w:t>12</w:t>
+      </w:r>
+    </w:p>
+    <w:p>
+      <w:r>
+        <w:t>00:01:00,916 --&gt; 00:01:05,416</w:t>
+      </w:r>
+    </w:p>
     <w:p>
       <w:r>
         <w:t>That’s when most of the prisoners</w:t>
@@ -92,9 +223,31 @@
         <w:t>got to know each other in the basement</w:t>
       </w:r>
     </w:p>
+    <w:p/>
+    <w:p>
+      <w:r>
+        <w:t>13</w:t>
+      </w:r>
+    </w:p>
+    <w:p>
+      <w:r>
+        <w:t>00:01:05,458 --&gt; 00:01:07,166</w:t>
+      </w:r>
+    </w:p>
     <w:p>
       <w:r>
         <w:t>They hadn’t known they were imprisoned together</w:t>
+      </w:r>
+    </w:p>
+    <w:p/>
+    <w:p>
+      <w:r>
+        <w:t>14</w:t>
+      </w:r>
+    </w:p>
+    <w:p>
+      <w:r>
+        <w:t>00:01:07,166 --&gt; 00:01:12,166</w:t>
       </w:r>
     </w:p>
     <w:p>
@@ -107,14 +260,47 @@
         <w:t>level rose, and I started having trouble breathing</w:t>
       </w:r>
     </w:p>
+    <w:p/>
+    <w:p>
+      <w:r>
+        <w:t>15</w:t>
+      </w:r>
+    </w:p>
+    <w:p>
+      <w:r>
+        <w:t>00:01:12,541 --&gt; 00:01:14,083</w:t>
+      </w:r>
+    </w:p>
     <w:p>
       <w:r>
         <w:t>We couldn’t stay any longer</w:t>
       </w:r>
     </w:p>
+    <w:p/>
+    <w:p>
+      <w:r>
+        <w:t>16</w:t>
+      </w:r>
+    </w:p>
+    <w:p>
+      <w:r>
+        <w:t>00:01:14,791 --&gt; 00:01:16,375</w:t>
+      </w:r>
+    </w:p>
     <w:p>
       <w:r>
         <w:t>Because the humidity was extremely high</w:t>
+      </w:r>
+    </w:p>
+    <w:p/>
+    <w:p>
+      <w:r>
+        <w:t>17</w:t>
+      </w:r>
+    </w:p>
+    <w:p>
+      <w:r>
+        <w:t>00:01:18,333 --&gt; 00:01:22,958</w:t>
       </w:r>
     </w:p>
     <w:p>
@@ -127,9 +313,31 @@
         <w:t>or how they kept the prisoners down there</w:t>
       </w:r>
     </w:p>
+    <w:p/>
+    <w:p>
+      <w:r>
+        <w:t>18</w:t>
+      </w:r>
+    </w:p>
+    <w:p>
+      <w:r>
+        <w:t>00:01:23,583 --&gt; 00:01:25,583</w:t>
+      </w:r>
+    </w:p>
     <w:p>
       <w:r>
         <w:t>They even blindfolded them</w:t>
+      </w:r>
+    </w:p>
+    <w:p/>
+    <w:p>
+      <w:r>
+        <w:t>19</w:t>
+      </w:r>
+    </w:p>
+    <w:p>
+      <w:r>
+        <w:t>00:01:25,625 --&gt; 00:01:28,708</w:t>
       </w:r>
     </w:p>
     <w:p>
@@ -140,6 +348,17 @@
     <w:p>
       <w:r>
         <w:t>blindfolded, then they removed the blindfolds</w:t>
+      </w:r>
+    </w:p>
+    <w:p/>
+    <w:p>
+      <w:r>
+        <w:t>20</w:t>
+      </w:r>
+    </w:p>
+    <w:p>
+      <w:r>
+        <w:t>00:01:28,708 --&gt; 00:01:32,750</w:t>
       </w:r>
     </w:p>
     <w:p>
@@ -525,9 +744,12 @@
     <w:name w:val="Normal"/>
     <w:qFormat/>
     <w:rsid w:val="00FC693F"/>
+    <w:pPr>
+      <w:spacing w:before="0" w:after="0" w:line="276" w:lineRule="auto"/>
+    </w:pPr>
     <w:rPr>
-      <w:rFonts w:ascii="Arial" w:hAnsi="Arial"/>
-      <w:sz w:val="22"/>
+      <w:rFonts w:ascii="Courier New" w:hAnsi="Courier New"/>
+      <w:sz w:val="20"/>
     </w:rPr>
   </w:style>
   <w:style w:type="paragraph" w:styleId="Header">
